--- a/plantillas_maestras/17_seguro_no_especificado/materia_general_asegurativa/1_ddo_aseguradora/varon/TPL_0705_2025_SEGURO_NO_ESPECIFICADO_MATERIA_GENERAL_ASEGURATIVA_ASEGURADORA_VARON.docx
+++ b/plantillas_maestras/17_seguro_no_especificado/materia_general_asegurativa/1_ddo_aseguradora/varon/TPL_0705_2025_SEGURO_NO_ESPECIFICADO_MATERIA_GENERAL_ASEGURATIVA_ASEGURADORA_VARON.docx
@@ -31,7 +31,7 @@
           <w:b/>
           <w:color w:val="auto"/>
         </w:rPr>
-        <w:t xml:space="preserve"> N°</w:t>
+        <w:t xml:space="preserve"> </w:t>
       </w:r>
       <w:r>
         <w:rPr>
@@ -104,7 +104,7 @@
           <w:b/>
           <w:color w:val="auto"/>
         </w:rPr>
-        <w:t xml:space="preserve"> N°</w:t>
+        <w:t xml:space="preserve"> </w:t>
       </w:r>
       <w:r>
         <w:rPr>
@@ -428,7 +428,7 @@
           <w:color w:val="auto"/>
         </w:rPr>
         <w:tab/>
-        <w:t xml:space="preserve">      </w:t>
+        <w:t xml:space="preserve"> </w:t>
       </w:r>
       <w:r>
         <w:rPr>
@@ -755,7 +755,7 @@
           <w:rFonts w:ascii="Arial Narrow" w:hAnsi="Arial Narrow"/>
           <w:color w:val="auto"/>
         </w:rPr>
-        <w:t>presuntas infracciones a la Ley N° 29571, Código de Protección y Defensa del Consumidor (en adelante, Código)</w:t>
+        <w:t>presuntas infracciones a la Ley 29571, Código de Protección y Defensa del Consumidor (en adelante, Código)</w:t>
       </w:r>
       <w:r>
         <w:rPr>
@@ -822,7 +822,7 @@
         <w:rPr>
           <w:rFonts w:ascii="Arial Narrow" w:hAnsi="Arial Narrow"/>
         </w:rPr>
-        <w:t>N° 0080016745</w:t>
+        <w:t>0080016745</w:t>
       </w:r>
       <w:r>
         <w:rPr>
@@ -882,7 +882,7 @@
         <w:rPr>
           <w:rFonts w:ascii="Arial Narrow" w:hAnsi="Arial Narrow"/>
         </w:rPr>
-        <w:t>odaje N° AVN199</w:t>
+        <w:t>odaje AVN199</w:t>
       </w:r>
       <w:r>
         <w:rPr>
@@ -1108,7 +1108,7 @@
         <w:rPr>
           <w:rFonts w:ascii="Arial Narrow" w:hAnsi="Arial Narrow"/>
         </w:rPr>
-        <w:t>N° 12762.</w:t>
+        <w:t>12762.</w:t>
       </w:r>
       <w:r>
         <w:rPr>
@@ -1138,7 +1138,7 @@
         <w:rPr>
           <w:rFonts w:ascii="Arial Narrow" w:hAnsi="Arial Narrow"/>
         </w:rPr>
-        <w:t>, emitió la Orden de Trabajo N° 72551</w:t>
+        <w:t>, emitió la Orden de Trabajo 72551</w:t>
       </w:r>
       <w:r>
         <w:rPr>
@@ -1551,7 +1551,7 @@
         <w:rPr>
           <w:rFonts w:ascii="Arial Narrow" w:hAnsi="Arial Narrow"/>
         </w:rPr>
-        <w:t>, la Secretaría Técnica de la Comisión de Protección al Consumidor N°1 (en adelante, Secretaría Técnica), mediante Resolución N°1, requirió que</w:t>
+        <w:t>, la Secretaría Técnica de la Comisión de Protección al Consumidor 1 (en adelante, Secretaría Técnica), mediante Resolución 1, requirió que</w:t>
       </w:r>
       <w:r>
         <w:rPr>
@@ -1613,7 +1613,7 @@
           <w:rFonts w:ascii="Arial Narrow" w:eastAsia="Times New Roman" w:hAnsi="Arial Narrow"/>
           <w:color w:val="000000" w:themeColor="text1"/>
         </w:rPr>
-        <w:t>las declaraciones juradas mensuales (PDT-IGV Renta mensual) del Impuesto General a las Ventas (IGV) e Impuesto a la Renta (IR) en el cual consten los ingresos netos mensuales del ejercicio correspondiente al 2024 (año anterior a la interposición de la denuncia), toda vez que el titular de la Póliza N° 0080016745 del Seguro Vehicular es una persona jurídica</w:t>
+        <w:t>las declaraciones juradas mensuales (PDT-IGV Renta mensual) del Impuesto General a las Ventas (IGV) e Impuesto a la Renta (IR) en el cual consten los ingresos netos mensuales del ejercicio correspondiente al 2024 (año anterior a la interposición de la denuncia), toda vez que el titular de la Póliza 0080016745 del Seguro Vehicular es una persona jurídica</w:t>
       </w:r>
       <w:r>
         <w:rPr>
@@ -1780,7 +1780,7 @@
         <w:rPr>
           <w:rFonts w:ascii="Arial Narrow" w:hAnsi="Arial Narrow"/>
         </w:rPr>
-        <w:t xml:space="preserve">el Pleno de la Comisión de Protección al Consumidor Nº 1 (en adelante, Comisión) </w:t>
+        <w:t xml:space="preserve">el Pleno de la Comisión de Protección al Consumidor 1 (en adelante, Comisión) </w:t>
       </w:r>
       <w:r>
         <w:rPr>
@@ -1804,7 +1804,7 @@
         <w:rPr>
           <w:rFonts w:ascii="Arial Narrow" w:hAnsi="Arial Narrow"/>
         </w:rPr>
-        <w:t>de Protección al Consumidor N° 1 (en adelante, la Secretaría Técnica</w:t>
+        <w:t>de Protección al Consumidor 1 (en adelante, la Secretaría Técnica</w:t>
       </w:r>
       <w:r>
         <w:rPr>
@@ -1965,7 +1965,7 @@
         <w:rPr>
           <w:rFonts w:ascii="Arial Narrow" w:hAnsi="Arial Narrow"/>
         </w:rPr>
-        <w:t>El numeral 2.1 del artículo 2° de la Directiva N° 001-2008-TRI-INDECOPI</w:t>
+        <w:t>El numeral 2.1 del artículo 2 de la Directiva 001-2008-TRI-INDECOPI</w:t>
       </w:r>
       <w:r>
         <w:rPr>
@@ -1977,7 +1977,7 @@
         <w:rPr>
           <w:rFonts w:ascii="Arial Narrow" w:hAnsi="Arial Narrow"/>
         </w:rPr>
-        <w:t>, modificada por la Directiva Nº 002-2017-TRI-INDECOPI y 002-2022-TRI-INDECOPI (en adelante, la Directiva)</w:t>
+        <w:t>, modificada por la Directiva 002-2017-TRI-INDECOPI y 002-2022-TRI-INDECOPI (en adelante, la Directiva)</w:t>
       </w:r>
       <w:r>
         <w:rPr>
@@ -2036,7 +2036,7 @@
         <w:rPr>
           <w:rFonts w:ascii="Arial Narrow" w:hAnsi="Arial Narrow"/>
         </w:rPr>
-        <w:t>Asimismo, el literal d) del numeral 2.1 del artículo 2° de la Directiva señala que podrá ser confidencial la información declarada como reservada por ley, tales como la información proveniente de los datos personales, de terceras personas ajenas al procedimiento; y, la protegida por la regulación del secreto bancario, tributario, comercial, industrial, empresarial, tecnológico y bursátil.</w:t>
+        <w:t>Asimismo, el literal d) del numeral 2.1 del artículo 2 de la Directiva señala que podrá ser confidencial la información declarada como reservada por ley, tales como la información proveniente de los datos personales, de terceras personas ajenas al procedimiento; y, la protegida por la regulación del secreto bancario, tributario, comercial, industrial, empresarial, tecnológico y bursátil.</w:t>
       </w:r>
     </w:p>
     <w:p>
@@ -2610,7 +2610,7 @@
           <w:rStyle w:val="normaltextrun"/>
           <w:rFonts w:ascii="Arial Narrow" w:hAnsi="Arial Narrow"/>
         </w:rPr>
-        <w:t xml:space="preserve">, el numeral 2.1 del artículo 2° de la Directiva N° 001-2008/TRI-INDECOPI señala que será confidencial de pleno derecho la información declarada como reservada por ley. </w:t>
+        <w:t xml:space="preserve">, el numeral 2.1 del artículo 2 de la Directiva 001-2008/TRI-INDECOPI señala que será confidencial de pleno derecho la información declarada como reservada por ley. </w:t>
       </w:r>
     </w:p>
     <w:p>
@@ -2644,7 +2644,7 @@
           <w:rStyle w:val="normaltextrun"/>
           <w:rFonts w:ascii="Arial Narrow" w:hAnsi="Arial Narrow"/>
         </w:rPr>
-        <w:t>Por otro lado, el artículo 85° del Texto Único Ordenado del Código Tributario (en adelante, el Código Tributario), aprobado mediante Decreto Supremo N° 133-2013-EF establece expresamente que la información sobre la cuantía, las fuentes de las rentas, los gastos, la base imponible o cualesquiera otros datos relativos a ellos, tiene carácter reservado.</w:t>
+        <w:t>Por otro lado, el artículo 85 del Texto Único Ordenado del Código Tributario (en adelante, el Código Tributario), aprobado mediante Decreto Supremo 133-2013-EF establece expresamente que la información sobre la cuantía, las fuentes de las rentas, los gastos, la base imponible o cualesquiera otros datos relativos a ellos, tiene carácter reservado.</w:t>
       </w:r>
       <w:r>
         <w:rPr>
@@ -2797,7 +2797,7 @@
           <w:rStyle w:val="normaltextrun"/>
           <w:rFonts w:ascii="Arial Narrow" w:hAnsi="Arial Narrow"/>
         </w:rPr>
-        <w:t>Al respecto, la Secretaria Técnica considera que la referida información posee carácter reservado, en tanto revela la cuantía de las ventas de Fondos; por lo que corresponde declarar la confidencialidad, en atención a lo dispuesto en el artículo 85° del Código Tributario.</w:t>
+        <w:t>Al respecto, la Secretaria Técnica considera que la referida información posee carácter reservado, en tanto revela la cuantía de las ventas de Fondos; por lo que corresponde declarar la confidencialidad, en atención a lo dispuesto en el artículo 85 del Código Tributario.</w:t>
       </w:r>
     </w:p>
     <w:p>
@@ -2830,7 +2830,7 @@
           <w:rFonts w:ascii="Arial Narrow" w:hAnsi="Arial Narrow"/>
           <w:color w:val="auto"/>
         </w:rPr>
-        <w:t>En consecuencia, conforme a lo dispuesto en el artículo 85° del Código Tributario, la Secretaría Técnica considera que corresponde declarar la confidencialidad de la información contenida en las copias de las declaraciones juradas mensuales (PDT-IGV Renta mensual) del Impuesto General a las Ventas (IGV) e Impuesto a la Renta (IR)</w:t>
+        <w:t>En consecuencia, conforme a lo dispuesto en el artículo 85 del Código Tributario, la Secretaría Técnica considera que corresponde declarar la confidencialidad de la información contenida en las copias de las declaraciones juradas mensuales (PDT-IGV Renta mensual) del Impuesto General a las Ventas (IGV) e Impuesto a la Renta (IR)</w:t>
       </w:r>
       <w:r>
         <w:rPr>
@@ -2889,7 +2889,7 @@
           <w:bCs/>
           <w:color w:val="auto"/>
         </w:rPr>
-        <w:t>en la pieza Nº 4</w:t>
+        <w:t>en la pieza 4</w:t>
       </w:r>
       <w:r>
         <w:rPr>
@@ -3125,7 +3125,7 @@
           <w:bCs/>
           <w:color w:val="auto"/>
         </w:rPr>
-        <w:t>en la pieza Nº 4</w:t>
+        <w:t>en la pieza 4</w:t>
       </w:r>
       <w:r>
         <w:rPr>
@@ -3366,7 +3366,7 @@
           <w:bCs/>
           <w:color w:val="000000" w:themeColor="text1"/>
         </w:rPr>
-        <w:t> Protección al Consumidor N° 1</w:t>
+        <w:t> Protección al Consumidor 1</w:t>
       </w:r>
     </w:p>
     <w:p>
@@ -3656,7 +3656,7 @@
           <w:sz w:val="16"/>
           <w:szCs w:val="16"/>
         </w:rPr>
-        <w:t xml:space="preserve">          </w:t>
+        <w:t xml:space="preserve"> </w:t>
       </w:r>
       <w:r>
         <w:rPr>
@@ -3672,7 +3672,7 @@
           <w:sz w:val="16"/>
           <w:szCs w:val="16"/>
         </w:rPr>
-        <w:t>Publicado el 2 de setiembre de 2010 en el Diario Oficial El Peruano, vigente desde el 2 de octubre de 2010 y modificado por Decreto Legislativo N° 1308.</w:t>
+        <w:t>Publicado el 2 de setiembre de 2010 en el Diario Oficial El Peruano, vigente desde el 2 de octubre de 2010 y modificado por Decreto Legislativo 1308.</w:t>
       </w:r>
     </w:p>
   </w:footnote>
@@ -3729,7 +3729,7 @@
           <w:sz w:val="16"/>
           <w:szCs w:val="16"/>
         </w:rPr>
-        <w:t>MODIFICADA POR LA DIRECTIVA Nº 002-2017-TRI-INDECOPI Y LA DIRECTIVA Nº 002-2022-TRI-INDECOPI</w:t>
+        <w:t>MODIFICADA POR LA DIRECTIVA 002-2017-TRI-INDECOPI Y LA DIRECTIVA 002-2022-TRI-INDECOPI</w:t>
       </w:r>
     </w:p>
     <w:p>
@@ -4498,7 +4498,7 @@
           <w:sz w:val="16"/>
           <w:szCs w:val="16"/>
         </w:rPr>
-        <w:t>DIRECTIVA 001-2008-TRI-INDECOPI, DIRECTIVA SOBRE CONFIDENCIALIDAD DE LA INFORMACIÓN EN LOS PROCEDIMIENTOS SEGUIDOS POR LOS ÓRGANOS FUNCIONALES DEL INDECOPI, MODIFICADA POR LA DIRECTIVA Nº 002-2017-TRI-INDECOPI Y LA DIRECTIVA Nº 002-2022-TRI-INDECOPI</w:t>
+        <w:t>DIRECTIVA 001-2008-TRI-INDECOPI, DIRECTIVA SOBRE CONFIDENCIALIDAD DE LA INFORMACIÓN EN LOS PROCEDIMIENTOS SEGUIDOS POR LOS ÓRGANOS FUNCIONALES DEL INDECOPI, MODIFICADA POR LA DIRECTIVA 002-2017-TRI-INDECOPI Y LA DIRECTIVA 002-2022-TRI-INDECOPI</w:t>
       </w:r>
     </w:p>
     <w:p>
@@ -4648,7 +4648,7 @@
           <w:sz w:val="16"/>
           <w:szCs w:val="16"/>
         </w:rPr>
-        <w:t>TEXTO ÚNICO ORDENADO DEL CÓDIGO TRIBUTARIO, aprobado por DECRETO SUPREMO N° 133-2013-EF y publicado el 22 de junio de 2013</w:t>
+        <w:t>TEXTO ÚNICO ORDENADO DEL CÓDIGO TRIBUTARIO, aprobado por DECRETO SUPREMO 133-2013-EF y publicado el 22 de junio de 2013</w:t>
       </w:r>
     </w:p>
     <w:p>
@@ -4755,7 +4755,7 @@
           <w:sz w:val="16"/>
           <w:szCs w:val="16"/>
         </w:rPr>
-        <w:t>DIRECTIVA N° 001-2008-TRI-INDECOPI, DIRECTIVA SOBRE CONFIDENCIALIDAD DE LA INFORMACIÓN EN LOS PROCEDIMIENTOS SEGUIDOS POR LOS ÓRGANOS FUNCIONALES DEL INDECOPI, modificada por la DIRECTIVA N° 003-2022/TRI-INDECOPI</w:t>
+        <w:t>DIRECTIVA 001-2008-TRI-INDECOPI, DIRECTIVA SOBRE CONFIDENCIALIDAD DE LA INFORMACIÓN EN LOS PROCEDIMIENTOS SEGUIDOS POR LOS ÓRGANOS FUNCIONALES DEL INDECOPI, modificada por la DIRECTIVA 003-2022/TRI-INDECOPI</w:t>
       </w:r>
     </w:p>
     <w:p>
@@ -4997,7 +4997,7 @@
               <w:sz w:val="16"/>
               <w:szCs w:val="16"/>
             </w:rPr>
-            <w:t xml:space="preserve">SECRETARIA TÉCNICA DE LA    </w:t>
+            <w:t xml:space="preserve">SECRETARIA TÉCNICA DE LA </w:t>
           </w:r>
         </w:p>
         <w:p>

--- a/plantillas_maestras/17_seguro_no_especificado/materia_general_asegurativa/1_ddo_aseguradora/varon/TPL_0705_2025_SEGURO_NO_ESPECIFICADO_MATERIA_GENERAL_ASEGURATIVA_ASEGURADORA_VARON.docx
+++ b/plantillas_maestras/17_seguro_no_especificado/materia_general_asegurativa/1_ddo_aseguradora/varon/TPL_0705_2025_SEGURO_NO_ESPECIFICADO_MATERIA_GENERAL_ASEGURATIVA_ASEGURADORA_VARON.docx
@@ -187,7 +187,7 @@
           <w:b/>
           <w:color w:val="auto"/>
         </w:rPr>
-        <w:t>DENUNCIANTE</w:t>
+        <w:t xml:space="preserve">DENUNCIANTE: [DENUNCIANTE] (J.B. [APELLIDO])</w:t>
       </w:r>
       <w:r>
         <w:rPr>
@@ -211,7 +211,7 @@
           <w:b/>
           <w:color w:val="auto"/>
         </w:rPr>
-        <w:t>:</w:t>
+        <w:t/>
       </w:r>
       <w:r>
         <w:rPr>
@@ -219,7 +219,7 @@
           <w:b/>
           <w:color w:val="auto"/>
         </w:rPr>
-        <w:t xml:space="preserve"> </w:t>
+        <w:t xml:space="preserve"/>
       </w:r>
       <w:r>
         <w:rPr>
@@ -235,7 +235,7 @@
           <w:b/>
           <w:color w:val="auto"/>
         </w:rPr>
-        <w:t>J.B.</w:t>
+        <w:t/>
       </w:r>
       <w:r>
         <w:rPr>
@@ -243,7 +243,7 @@
           <w:b/>
           <w:color w:val="auto"/>
         </w:rPr>
-        <w:t xml:space="preserve"> </w:t>
+        <w:t xml:space="preserve"/>
       </w:r>
       <w:r>
         <w:rPr>
@@ -251,7 +251,7 @@
           <w:b/>
           <w:color w:val="auto"/>
         </w:rPr>
-        <w:t>COMERCIO NACIONAL S.</w:t>
+        <w:t/>
       </w:r>
       <w:r>
         <w:rPr>
@@ -259,7 +259,7 @@
           <w:b/>
           <w:color w:val="auto"/>
         </w:rPr>
-        <w:t>A.C.</w:t>
+        <w:t/>
       </w:r>
       <w:r>
         <w:rPr>
@@ -267,7 +267,7 @@
           <w:b/>
           <w:color w:val="auto"/>
         </w:rPr>
-        <w:t xml:space="preserve"> (</w:t>
+        <w:t xml:space="preserve"/>
       </w:r>
       <w:r>
         <w:rPr>
@@ -275,7 +275,7 @@
           <w:b/>
           <w:color w:val="auto"/>
         </w:rPr>
-        <w:t>J.B. COMERCIO</w:t>
+        <w:t/>
       </w:r>
       <w:r>
         <w:rPr>
@@ -283,7 +283,7 @@
           <w:b/>
           <w:color w:val="auto"/>
         </w:rPr>
-        <w:t>)</w:t>
+        <w:t/>
       </w:r>
     </w:p>
     <w:p>
@@ -601,161 +601,161 @@
           <w:rFonts w:ascii="Arial Narrow" w:hAnsi="Arial Narrow"/>
           <w:color w:val="auto"/>
         </w:rPr>
-        <w:t xml:space="preserve">Mediante escrito </w:t>
-      </w:r>
-      <w:r>
-        <w:rPr>
-          <w:rFonts w:ascii="Arial Narrow" w:hAnsi="Arial Narrow"/>
-          <w:color w:val="auto"/>
-        </w:rPr>
-        <w:t>del</w:t>
-      </w:r>
-      <w:r>
-        <w:rPr>
-          <w:rFonts w:ascii="Arial Narrow" w:hAnsi="Arial Narrow"/>
-          <w:color w:val="auto"/>
-        </w:rPr>
-        <w:t xml:space="preserve"> </w:t>
-      </w:r>
-      <w:r>
-        <w:rPr>
-          <w:rFonts w:ascii="Arial Narrow" w:hAnsi="Arial Narrow"/>
-          <w:color w:val="auto"/>
-        </w:rPr>
-        <w:t>19 de marzo de 2025</w:t>
-      </w:r>
-      <w:r>
-        <w:rPr>
-          <w:rFonts w:ascii="Arial Narrow" w:hAnsi="Arial Narrow"/>
-          <w:color w:val="auto"/>
-        </w:rPr>
-        <w:t xml:space="preserve">, </w:t>
-      </w:r>
-      <w:r>
-        <w:rPr>
-          <w:rFonts w:ascii="Arial Narrow" w:hAnsi="Arial Narrow"/>
-          <w:color w:val="auto"/>
-        </w:rPr>
-        <w:t>y posteriormente</w:t>
-      </w:r>
-      <w:r>
-        <w:rPr>
-          <w:rFonts w:ascii="Arial Narrow" w:hAnsi="Arial Narrow"/>
-          <w:color w:val="auto"/>
-        </w:rPr>
-        <w:t xml:space="preserve"> </w:t>
-      </w:r>
-      <w:r>
-        <w:rPr>
-          <w:rFonts w:ascii="Arial Narrow" w:hAnsi="Arial Narrow"/>
-          <w:color w:val="auto"/>
-        </w:rPr>
-        <w:t xml:space="preserve">el escrito del </w:t>
-      </w:r>
-      <w:r>
-        <w:rPr>
-          <w:rFonts w:ascii="Arial Narrow" w:hAnsi="Arial Narrow"/>
-          <w:color w:val="auto"/>
-        </w:rPr>
-        <w:t>15</w:t>
-      </w:r>
-      <w:r>
-        <w:rPr>
-          <w:rFonts w:ascii="Arial Narrow" w:hAnsi="Arial Narrow"/>
-          <w:color w:val="auto"/>
-        </w:rPr>
-        <w:t xml:space="preserve"> de abril de 2025</w:t>
-      </w:r>
-      <w:r>
-        <w:rPr>
-          <w:rFonts w:ascii="Arial Narrow" w:hAnsi="Arial Narrow"/>
-          <w:color w:val="auto"/>
-        </w:rPr>
-        <w:t>,</w:t>
-      </w:r>
-      <w:r>
-        <w:rPr>
-          <w:rFonts w:ascii="Arial Narrow" w:hAnsi="Arial Narrow"/>
-          <w:color w:val="auto"/>
-        </w:rPr>
-        <w:t xml:space="preserve"> </w:t>
-      </w:r>
-      <w:r>
-        <w:rPr>
-          <w:rFonts w:ascii="Arial Narrow" w:hAnsi="Arial Narrow"/>
-          <w:color w:val="auto"/>
-        </w:rPr>
-        <w:t>presentado por el señor Javier Justo Bohórquez Vasquez</w:t>
-      </w:r>
-      <w:r>
-        <w:rPr>
-          <w:rFonts w:ascii="Arial Narrow" w:hAnsi="Arial Narrow"/>
-          <w:color w:val="auto"/>
-        </w:rPr>
-        <w:t xml:space="preserve">, </w:t>
-      </w:r>
-      <w:r>
-        <w:rPr>
-          <w:rFonts w:ascii="Arial Narrow" w:hAnsi="Arial Narrow"/>
-          <w:color w:val="auto"/>
-        </w:rPr>
-        <w:t xml:space="preserve">en representación </w:t>
-      </w:r>
-      <w:r>
-        <w:rPr>
-          <w:rFonts w:ascii="Arial Narrow" w:hAnsi="Arial Narrow"/>
-          <w:color w:val="auto"/>
-        </w:rPr>
-        <w:t>J.B. Comercio</w:t>
-      </w:r>
-      <w:r>
-        <w:rPr>
-          <w:rFonts w:ascii="Arial Narrow" w:hAnsi="Arial Narrow"/>
-          <w:color w:val="auto"/>
-        </w:rPr>
-        <w:t>,</w:t>
-      </w:r>
-      <w:r>
-        <w:rPr>
-          <w:rFonts w:ascii="Arial Narrow" w:hAnsi="Arial Narrow"/>
-          <w:color w:val="auto"/>
-        </w:rPr>
-        <w:t xml:space="preserve"> </w:t>
-      </w:r>
-      <w:r>
-        <w:rPr>
-          <w:rFonts w:ascii="Arial Narrow" w:hAnsi="Arial Narrow"/>
-          <w:color w:val="auto"/>
-        </w:rPr>
-        <w:t xml:space="preserve">denunció </w:t>
-      </w:r>
-      <w:r>
-        <w:rPr>
-          <w:rFonts w:ascii="Arial Narrow" w:hAnsi="Arial Narrow"/>
-          <w:color w:val="auto"/>
-        </w:rPr>
-        <w:t xml:space="preserve">a </w:t>
-      </w:r>
-      <w:r>
-        <w:rPr>
-          <w:rFonts w:ascii="Arial Narrow" w:hAnsi="Arial Narrow"/>
-          <w:color w:val="auto"/>
-        </w:rPr>
-        <w:t xml:space="preserve">Qualitas </w:t>
-      </w:r>
-      <w:r>
-        <w:rPr>
-          <w:rFonts w:ascii="Arial Narrow" w:hAnsi="Arial Narrow"/>
-          <w:color w:val="auto"/>
-        </w:rPr>
-        <w:t xml:space="preserve">por </w:t>
-      </w:r>
-      <w:r>
-        <w:rPr>
-          <w:rFonts w:ascii="Arial Narrow" w:hAnsi="Arial Narrow"/>
-          <w:color w:val="auto"/>
-        </w:rPr>
-        <w:t>presuntas infracciones a la Ley 29571, Código de Protección y Defensa del Consumidor (en adelante, Código)</w:t>
+        <w:t xml:space="preserve">Mediante escrito del 19 de marzo de 2025, y posteriormente el escrito del 15 de abril de 2025, presentado por el señor [APELLIDO] Justo Bohórquez Vasquez, en representación J.B. [APELLIDO], denunció a Qualitas por presuntas infracciones a la Ley 29571, Código de Protección y Defensa del Consumidor (en adelante, Código), señalando lo siguiente: </w:t>
+      </w:r>
+      <w:r>
+        <w:rPr>
+          <w:rFonts w:ascii="Arial Narrow" w:hAnsi="Arial Narrow"/>
+          <w:color w:val="auto"/>
+        </w:rPr>
+        <w:t/>
+      </w:r>
+      <w:r>
+        <w:rPr>
+          <w:rFonts w:ascii="Arial Narrow" w:hAnsi="Arial Narrow"/>
+          <w:color w:val="auto"/>
+        </w:rPr>
+        <w:t xml:space="preserve"/>
+      </w:r>
+      <w:r>
+        <w:rPr>
+          <w:rFonts w:ascii="Arial Narrow" w:hAnsi="Arial Narrow"/>
+          <w:color w:val="auto"/>
+        </w:rPr>
+        <w:t/>
+      </w:r>
+      <w:r>
+        <w:rPr>
+          <w:rFonts w:ascii="Arial Narrow" w:hAnsi="Arial Narrow"/>
+          <w:color w:val="auto"/>
+        </w:rPr>
+        <w:t xml:space="preserve"/>
+      </w:r>
+      <w:r>
+        <w:rPr>
+          <w:rFonts w:ascii="Arial Narrow" w:hAnsi="Arial Narrow"/>
+          <w:color w:val="auto"/>
+        </w:rPr>
+        <w:t/>
+      </w:r>
+      <w:r>
+        <w:rPr>
+          <w:rFonts w:ascii="Arial Narrow" w:hAnsi="Arial Narrow"/>
+          <w:color w:val="auto"/>
+        </w:rPr>
+        <w:t xml:space="preserve"/>
+      </w:r>
+      <w:r>
+        <w:rPr>
+          <w:rFonts w:ascii="Arial Narrow" w:hAnsi="Arial Narrow"/>
+          <w:color w:val="auto"/>
+        </w:rPr>
+        <w:t xml:space="preserve"/>
+      </w:r>
+      <w:r>
+        <w:rPr>
+          <w:rFonts w:ascii="Arial Narrow" w:hAnsi="Arial Narrow"/>
+          <w:color w:val="auto"/>
+        </w:rPr>
+        <w:t/>
+      </w:r>
+      <w:r>
+        <w:rPr>
+          <w:rFonts w:ascii="Arial Narrow" w:hAnsi="Arial Narrow"/>
+          <w:color w:val="auto"/>
+        </w:rPr>
+        <w:t xml:space="preserve"/>
+      </w:r>
+      <w:r>
+        <w:rPr>
+          <w:rFonts w:ascii="Arial Narrow" w:hAnsi="Arial Narrow"/>
+          <w:color w:val="auto"/>
+        </w:rPr>
+        <w:t/>
+      </w:r>
+      <w:r>
+        <w:rPr>
+          <w:rFonts w:ascii="Arial Narrow" w:hAnsi="Arial Narrow"/>
+          <w:color w:val="auto"/>
+        </w:rPr>
+        <w:t xml:space="preserve"/>
+      </w:r>
+      <w:r>
+        <w:rPr>
+          <w:rFonts w:ascii="Arial Narrow" w:hAnsi="Arial Narrow"/>
+          <w:color w:val="auto"/>
+        </w:rPr>
+        <w:t/>
+      </w:r>
+      <w:r>
+        <w:rPr>
+          <w:rFonts w:ascii="Arial Narrow" w:hAnsi="Arial Narrow"/>
+          <w:color w:val="auto"/>
+        </w:rPr>
+        <w:t xml:space="preserve"/>
+      </w:r>
+      <w:r>
+        <w:rPr>
+          <w:rFonts w:ascii="Arial Narrow" w:hAnsi="Arial Narrow"/>
+          <w:color w:val="auto"/>
+        </w:rPr>
+        <w:t xml:space="preserve"/>
+      </w:r>
+      <w:r>
+        <w:rPr>
+          <w:rFonts w:ascii="Arial Narrow" w:hAnsi="Arial Narrow"/>
+          <w:color w:val="auto"/>
+        </w:rPr>
+        <w:t/>
+      </w:r>
+      <w:r>
+        <w:rPr>
+          <w:rFonts w:ascii="Arial Narrow" w:hAnsi="Arial Narrow"/>
+          <w:color w:val="auto"/>
+        </w:rPr>
+        <w:t/>
+      </w:r>
+      <w:r>
+        <w:rPr>
+          <w:rFonts w:ascii="Arial Narrow" w:hAnsi="Arial Narrow"/>
+          <w:color w:val="auto"/>
+        </w:rPr>
+        <w:t xml:space="preserve"/>
+      </w:r>
+      <w:r>
+        <w:rPr>
+          <w:rFonts w:ascii="Arial Narrow" w:hAnsi="Arial Narrow"/>
+          <w:color w:val="auto"/>
+        </w:rPr>
+        <w:t xml:space="preserve"/>
+      </w:r>
+      <w:r>
+        <w:rPr>
+          <w:rFonts w:ascii="Arial Narrow" w:hAnsi="Arial Narrow"/>
+          <w:color w:val="auto"/>
+        </w:rPr>
+        <w:t xml:space="preserve"/>
+      </w:r>
+      <w:r>
+        <w:rPr>
+          <w:rFonts w:ascii="Arial Narrow" w:hAnsi="Arial Narrow"/>
+          <w:color w:val="auto"/>
+        </w:rPr>
+        <w:t xml:space="preserve"/>
+      </w:r>
+      <w:r>
+        <w:rPr>
+          <w:rFonts w:ascii="Arial Narrow" w:hAnsi="Arial Narrow"/>
+          <w:color w:val="auto"/>
+        </w:rPr>
+        <w:t xml:space="preserve"/>
+      </w:r>
+      <w:r>
+        <w:rPr>
+          <w:rFonts w:ascii="Arial Narrow" w:hAnsi="Arial Narrow"/>
+          <w:color w:val="auto"/>
+        </w:rPr>
+        <w:t/>
       </w:r>
       <w:r>
         <w:rPr>
@@ -771,14 +771,14 @@
           <w:color w:val="auto"/>
           <w:vertAlign w:val="superscript"/>
         </w:rPr>
-        <w:t>,</w:t>
-      </w:r>
-      <w:r>
-        <w:rPr>
-          <w:rFonts w:ascii="Arial Narrow" w:hAnsi="Arial Narrow"/>
-          <w:color w:val="auto"/>
-        </w:rPr>
-        <w:t xml:space="preserve"> señalando lo siguiente: </w:t>
+        <w:t/>
+      </w:r>
+      <w:r>
+        <w:rPr>
+          <w:rFonts w:ascii="Arial Narrow" w:hAnsi="Arial Narrow"/>
+          <w:color w:val="auto"/>
+        </w:rPr>
+        <w:t xml:space="preserve"/>
       </w:r>
     </w:p>
     <w:p>
@@ -942,109 +942,109 @@
         <w:rPr>
           <w:rFonts w:ascii="Arial Narrow" w:hAnsi="Arial Narrow"/>
         </w:rPr>
-        <w:t xml:space="preserve">El 26 de octubre del 2024, sufrió un accidente automovilístico </w:t>
-      </w:r>
-      <w:r>
-        <w:rPr>
-          <w:rFonts w:ascii="Arial Narrow" w:hAnsi="Arial Narrow"/>
-        </w:rPr>
-        <w:t xml:space="preserve">en la intersección de </w:t>
-      </w:r>
-      <w:r>
-        <w:rPr>
-          <w:rFonts w:ascii="Arial Narrow" w:hAnsi="Arial Narrow"/>
-        </w:rPr>
-        <w:t xml:space="preserve">la </w:t>
-      </w:r>
-      <w:r>
-        <w:rPr>
-          <w:rFonts w:ascii="Arial Narrow" w:hAnsi="Arial Narrow"/>
-        </w:rPr>
-        <w:t>Vía Expresa Luis Fernán Bedoya Reyes</w:t>
-      </w:r>
-      <w:r>
-        <w:rPr>
-          <w:rFonts w:ascii="Arial Narrow" w:hAnsi="Arial Narrow"/>
-        </w:rPr>
-        <w:t xml:space="preserve"> con </w:t>
-      </w:r>
-      <w:r>
-        <w:rPr>
-          <w:rFonts w:ascii="Arial Narrow" w:hAnsi="Arial Narrow"/>
-        </w:rPr>
-        <w:t xml:space="preserve">la </w:t>
-      </w:r>
-      <w:r>
-        <w:rPr>
-          <w:rFonts w:ascii="Arial Narrow" w:hAnsi="Arial Narrow"/>
-        </w:rPr>
-        <w:t>Avenida</w:t>
-      </w:r>
-      <w:r>
-        <w:rPr>
-          <w:rFonts w:ascii="Arial Narrow" w:hAnsi="Arial Narrow"/>
-        </w:rPr>
-        <w:t xml:space="preserve"> Canadá</w:t>
-      </w:r>
-      <w:r>
-        <w:rPr>
-          <w:rFonts w:ascii="Arial Narrow" w:hAnsi="Arial Narrow"/>
-        </w:rPr>
-        <w:t xml:space="preserve">; posteriormente, </w:t>
-      </w:r>
-      <w:r>
-        <w:rPr>
-          <w:rFonts w:ascii="Arial Narrow" w:hAnsi="Arial Narrow"/>
-        </w:rPr>
-        <w:t>presentó la denuncia con N</w:t>
-      </w:r>
-      <w:r>
-        <w:rPr>
-          <w:rFonts w:ascii="Arial Narrow" w:hAnsi="Arial Narrow"/>
-        </w:rPr>
-        <w:t>ú</w:t>
-      </w:r>
-      <w:r>
-        <w:rPr>
-          <w:rFonts w:ascii="Arial Narrow" w:hAnsi="Arial Narrow"/>
-        </w:rPr>
-        <w:t>mero de Orden: 30818971</w:t>
-      </w:r>
-      <w:r>
-        <w:rPr>
-          <w:rFonts w:ascii="Arial Narrow" w:hAnsi="Arial Narrow"/>
-        </w:rPr>
-        <w:t xml:space="preserve"> </w:t>
-      </w:r>
-      <w:r>
-        <w:rPr>
-          <w:rFonts w:ascii="Arial Narrow" w:hAnsi="Arial Narrow"/>
-        </w:rPr>
-        <w:t xml:space="preserve">ante la Comisaría </w:t>
-      </w:r>
-      <w:r>
-        <w:rPr>
-          <w:rFonts w:ascii="Arial Narrow" w:hAnsi="Arial Narrow"/>
-        </w:rPr>
-        <w:t>de la Policía Nacional del Perú</w:t>
-      </w:r>
-      <w:r>
-        <w:rPr>
-          <w:rFonts w:ascii="Arial Narrow" w:hAnsi="Arial Narrow"/>
-        </w:rPr>
-        <w:t xml:space="preserve"> </w:t>
-      </w:r>
-      <w:r>
-        <w:rPr>
-          <w:rFonts w:ascii="Arial Narrow" w:hAnsi="Arial Narrow"/>
-        </w:rPr>
-        <w:t xml:space="preserve">(en adelante, PNP) </w:t>
-      </w:r>
-      <w:r>
-        <w:rPr>
-          <w:rFonts w:ascii="Arial Narrow" w:hAnsi="Arial Narrow"/>
-        </w:rPr>
-        <w:t>de La Victoria.</w:t>
+        <w:t xml:space="preserve">El 26 de octubre del 2024, sufrió un accidente automovilístico en la intersección de la Vía Expresa Luis Fernán Bedoya Reyes con la Avenida Canadá; posteriormente, presentó la denuncia con Número de Orden: 30818971 ante la Comisaría de la Policía [APELLIDO] del Perú (en adelante, PNP) de La Victoria.</w:t>
+      </w:r>
+      <w:r>
+        <w:rPr>
+          <w:rFonts w:ascii="Arial Narrow" w:hAnsi="Arial Narrow"/>
+        </w:rPr>
+        <w:t xml:space="preserve"/>
+      </w:r>
+      <w:r>
+        <w:rPr>
+          <w:rFonts w:ascii="Arial Narrow" w:hAnsi="Arial Narrow"/>
+        </w:rPr>
+        <w:t xml:space="preserve"/>
+      </w:r>
+      <w:r>
+        <w:rPr>
+          <w:rFonts w:ascii="Arial Narrow" w:hAnsi="Arial Narrow"/>
+        </w:rPr>
+        <w:t/>
+      </w:r>
+      <w:r>
+        <w:rPr>
+          <w:rFonts w:ascii="Arial Narrow" w:hAnsi="Arial Narrow"/>
+        </w:rPr>
+        <w:t xml:space="preserve"/>
+      </w:r>
+      <w:r>
+        <w:rPr>
+          <w:rFonts w:ascii="Arial Narrow" w:hAnsi="Arial Narrow"/>
+        </w:rPr>
+        <w:t xml:space="preserve"/>
+      </w:r>
+      <w:r>
+        <w:rPr>
+          <w:rFonts w:ascii="Arial Narrow" w:hAnsi="Arial Narrow"/>
+        </w:rPr>
+        <w:t/>
+      </w:r>
+      <w:r>
+        <w:rPr>
+          <w:rFonts w:ascii="Arial Narrow" w:hAnsi="Arial Narrow"/>
+        </w:rPr>
+        <w:t xml:space="preserve"/>
+      </w:r>
+      <w:r>
+        <w:rPr>
+          <w:rFonts w:ascii="Arial Narrow" w:hAnsi="Arial Narrow"/>
+        </w:rPr>
+        <w:t xml:space="preserve"/>
+      </w:r>
+      <w:r>
+        <w:rPr>
+          <w:rFonts w:ascii="Arial Narrow" w:hAnsi="Arial Narrow"/>
+        </w:rPr>
+        <w:t/>
+      </w:r>
+      <w:r>
+        <w:rPr>
+          <w:rFonts w:ascii="Arial Narrow" w:hAnsi="Arial Narrow"/>
+        </w:rPr>
+        <w:t/>
+      </w:r>
+      <w:r>
+        <w:rPr>
+          <w:rFonts w:ascii="Arial Narrow" w:hAnsi="Arial Narrow"/>
+        </w:rPr>
+        <w:t/>
+      </w:r>
+      <w:r>
+        <w:rPr>
+          <w:rFonts w:ascii="Arial Narrow" w:hAnsi="Arial Narrow"/>
+        </w:rPr>
+        <w:t xml:space="preserve"/>
+      </w:r>
+      <w:r>
+        <w:rPr>
+          <w:rFonts w:ascii="Arial Narrow" w:hAnsi="Arial Narrow"/>
+        </w:rPr>
+        <w:t xml:space="preserve"/>
+      </w:r>
+      <w:r>
+        <w:rPr>
+          <w:rFonts w:ascii="Arial Narrow" w:hAnsi="Arial Narrow"/>
+        </w:rPr>
+        <w:t/>
+      </w:r>
+      <w:r>
+        <w:rPr>
+          <w:rFonts w:ascii="Arial Narrow" w:hAnsi="Arial Narrow"/>
+        </w:rPr>
+        <w:t xml:space="preserve"/>
+      </w:r>
+      <w:r>
+        <w:rPr>
+          <w:rFonts w:ascii="Arial Narrow" w:hAnsi="Arial Narrow"/>
+        </w:rPr>
+        <w:t xml:space="preserve"/>
+      </w:r>
+      <w:r>
+        <w:rPr>
+          <w:rFonts w:ascii="Arial Narrow" w:hAnsi="Arial Narrow"/>
+        </w:rPr>
+        <w:t/>
       </w:r>
     </w:p>
     <w:p>
@@ -1447,64 +1447,64 @@
           <w:rFonts w:ascii="Arial Narrow" w:hAnsi="Arial Narrow"/>
           <w:color w:val="auto"/>
         </w:rPr>
-        <w:t xml:space="preserve">J.B. Comercio </w:t>
-      </w:r>
-      <w:r>
-        <w:rPr>
-          <w:rFonts w:ascii="Arial Narrow" w:hAnsi="Arial Narrow"/>
-        </w:rPr>
-        <w:t xml:space="preserve">solicitó, en calidad </w:t>
+        <w:t xml:space="preserve">J.B. [APELLIDO] solicitó, en calidad de medida correctiva, que Qualitas cumpla con la reparación o cambio del accesorio sunroof del Vehículo.</w:t>
+      </w:r>
+      <w:r>
+        <w:rPr>
+          <w:rFonts w:ascii="Arial Narrow" w:hAnsi="Arial Narrow"/>
+        </w:rPr>
+        <w:t xml:space="preserve"/>
       </w:r>
       <w:bookmarkStart w:id="1" w:name="_Hlk97713383"/>
       <w:r>
         <w:rPr>
           <w:rFonts w:ascii="Arial Narrow" w:hAnsi="Arial Narrow"/>
         </w:rPr>
-        <w:t xml:space="preserve">de medida correctiva, </w:t>
+        <w:t xml:space="preserve"/>
       </w:r>
       <w:bookmarkEnd w:id="1"/>
       <w:r>
         <w:rPr>
           <w:rFonts w:ascii="Arial Narrow" w:hAnsi="Arial Narrow"/>
         </w:rPr>
-        <w:t xml:space="preserve">que </w:t>
-      </w:r>
-      <w:r>
-        <w:rPr>
-          <w:rFonts w:ascii="Arial Narrow" w:hAnsi="Arial Narrow"/>
-          <w:color w:val="auto"/>
-        </w:rPr>
-        <w:t>Qualitas</w:t>
-      </w:r>
-      <w:r>
-        <w:rPr>
-          <w:rFonts w:ascii="Arial Narrow" w:hAnsi="Arial Narrow"/>
-        </w:rPr>
-        <w:t xml:space="preserve"> cumpla </w:t>
-      </w:r>
-      <w:r>
-        <w:rPr>
-          <w:rFonts w:ascii="Arial Narrow" w:hAnsi="Arial Narrow"/>
-        </w:rPr>
-        <w:t xml:space="preserve">con la reparación o cambio del accesorio </w:t>
-      </w:r>
-      <w:r>
-        <w:rPr>
-          <w:rFonts w:ascii="Arial Narrow" w:hAnsi="Arial Narrow"/>
-        </w:rPr>
-        <w:t>sunroof</w:t>
-      </w:r>
-      <w:r>
-        <w:rPr>
-          <w:rFonts w:ascii="Arial Narrow" w:hAnsi="Arial Narrow"/>
-        </w:rPr>
-        <w:t xml:space="preserve"> del Vehículo</w:t>
-      </w:r>
-      <w:r>
-        <w:rPr>
-          <w:rFonts w:ascii="Arial Narrow" w:hAnsi="Arial Narrow"/>
-        </w:rPr>
-        <w:t>.</w:t>
+        <w:t xml:space="preserve"/>
+      </w:r>
+      <w:r>
+        <w:rPr>
+          <w:rFonts w:ascii="Arial Narrow" w:hAnsi="Arial Narrow"/>
+          <w:color w:val="auto"/>
+        </w:rPr>
+        <w:t/>
+      </w:r>
+      <w:r>
+        <w:rPr>
+          <w:rFonts w:ascii="Arial Narrow" w:hAnsi="Arial Narrow"/>
+        </w:rPr>
+        <w:t xml:space="preserve"/>
+      </w:r>
+      <w:r>
+        <w:rPr>
+          <w:rFonts w:ascii="Arial Narrow" w:hAnsi="Arial Narrow"/>
+        </w:rPr>
+        <w:t xml:space="preserve"/>
+      </w:r>
+      <w:r>
+        <w:rPr>
+          <w:rFonts w:ascii="Arial Narrow" w:hAnsi="Arial Narrow"/>
+        </w:rPr>
+        <w:t/>
+      </w:r>
+      <w:r>
+        <w:rPr>
+          <w:rFonts w:ascii="Arial Narrow" w:hAnsi="Arial Narrow"/>
+        </w:rPr>
+        <w:t xml:space="preserve"/>
+      </w:r>
+      <w:r>
+        <w:rPr>
+          <w:rFonts w:ascii="Arial Narrow" w:hAnsi="Arial Narrow"/>
+        </w:rPr>
+        <w:t/>
       </w:r>
     </w:p>
     <w:p>
@@ -1539,38 +1539,38 @@
         <w:rPr>
           <w:rFonts w:ascii="Arial Narrow" w:hAnsi="Arial Narrow"/>
         </w:rPr>
-        <w:t xml:space="preserve">El </w:t>
-      </w:r>
-      <w:r>
-        <w:rPr>
-          <w:rFonts w:ascii="Arial Narrow" w:hAnsi="Arial Narrow"/>
-        </w:rPr>
-        <w:t>11 de abril de 2025</w:t>
-      </w:r>
-      <w:r>
-        <w:rPr>
-          <w:rFonts w:ascii="Arial Narrow" w:hAnsi="Arial Narrow"/>
-        </w:rPr>
-        <w:t>, la Secretaría Técnica de la Comisión de Protección al Consumidor 1 (en adelante, Secretaría Técnica), mediante Resolución 1, requirió que</w:t>
-      </w:r>
-      <w:r>
-        <w:rPr>
-          <w:rFonts w:ascii="Arial Narrow" w:hAnsi="Arial Narrow"/>
-        </w:rPr>
-        <w:t xml:space="preserve"> </w:t>
-      </w:r>
-      <w:r>
-        <w:rPr>
-          <w:rFonts w:ascii="Arial Narrow" w:hAnsi="Arial Narrow"/>
-          <w:color w:val="auto"/>
-        </w:rPr>
-        <w:t xml:space="preserve">J.B. Comercio </w:t>
-      </w:r>
-      <w:r>
-        <w:rPr>
-          <w:rFonts w:ascii="Arial Narrow" w:hAnsi="Arial Narrow"/>
-        </w:rPr>
-        <w:t xml:space="preserve">cumpla con lo siguiente: </w:t>
+        <w:t xml:space="preserve">El 11 de abril de 2025, la Secretaría Técnica de la Comisión de Protección al Consumidor 1 (en adelante, Secretaría Técnica), mediante Resolución 1, requirió que J.B. [APELLIDO] cumpla con lo siguiente: </w:t>
+      </w:r>
+      <w:r>
+        <w:rPr>
+          <w:rFonts w:ascii="Arial Narrow" w:hAnsi="Arial Narrow"/>
+        </w:rPr>
+        <w:t/>
+      </w:r>
+      <w:r>
+        <w:rPr>
+          <w:rFonts w:ascii="Arial Narrow" w:hAnsi="Arial Narrow"/>
+        </w:rPr>
+        <w:t/>
+      </w:r>
+      <w:r>
+        <w:rPr>
+          <w:rFonts w:ascii="Arial Narrow" w:hAnsi="Arial Narrow"/>
+        </w:rPr>
+        <w:t xml:space="preserve"/>
+      </w:r>
+      <w:r>
+        <w:rPr>
+          <w:rFonts w:ascii="Arial Narrow" w:hAnsi="Arial Narrow"/>
+          <w:color w:val="auto"/>
+        </w:rPr>
+        <w:t xml:space="preserve"/>
+      </w:r>
+      <w:r>
+        <w:rPr>
+          <w:rFonts w:ascii="Arial Narrow" w:hAnsi="Arial Narrow"/>
+        </w:rPr>
+        <w:t xml:space="preserve"/>
       </w:r>
     </w:p>
     <w:p>
@@ -1671,68 +1671,68 @@
           <w:color w:val="auto"/>
         </w:rPr>
         <w:lastRenderedPageBreak/>
-        <w:t>El</w:t>
-      </w:r>
-      <w:r>
-        <w:rPr>
-          <w:rFonts w:ascii="Arial Narrow" w:hAnsi="Arial Narrow"/>
-          <w:color w:val="auto"/>
-        </w:rPr>
-        <w:t xml:space="preserve"> </w:t>
-      </w:r>
-      <w:r>
-        <w:rPr>
-          <w:rFonts w:ascii="Arial Narrow" w:hAnsi="Arial Narrow"/>
-          <w:color w:val="auto"/>
-        </w:rPr>
-        <w:t>15</w:t>
-      </w:r>
-      <w:r>
-        <w:rPr>
-          <w:rFonts w:ascii="Arial Narrow" w:hAnsi="Arial Narrow"/>
-          <w:color w:val="auto"/>
-        </w:rPr>
-        <w:t xml:space="preserve"> de abril de 2025</w:t>
-      </w:r>
-      <w:r>
-        <w:rPr>
-          <w:rFonts w:ascii="Arial Narrow" w:hAnsi="Arial Narrow"/>
-        </w:rPr>
-        <w:t xml:space="preserve">, </w:t>
-      </w:r>
-      <w:r>
-        <w:rPr>
-          <w:rFonts w:ascii="Arial Narrow" w:hAnsi="Arial Narrow"/>
-          <w:color w:val="auto"/>
-        </w:rPr>
-        <w:t xml:space="preserve">J.B. Comercio </w:t>
-      </w:r>
-      <w:r>
-        <w:rPr>
-          <w:rFonts w:ascii="Arial Narrow" w:hAnsi="Arial Narrow"/>
-          <w:color w:val="auto"/>
-        </w:rPr>
-        <w:t xml:space="preserve">presentó un escrito, a través del cual adjuntó las declaraciones mensuales (PDT-IGV Renta mensual) del Impuesto General a las Ventas (IGV) e Impuesto a la Renta (IR) completas del ejercicio correspondiente al año </w:t>
-      </w:r>
-      <w:r>
-        <w:rPr>
-          <w:rFonts w:ascii="Arial Narrow" w:hAnsi="Arial Narrow"/>
-          <w:color w:val="auto"/>
-        </w:rPr>
-        <w:t>2024</w:t>
-      </w:r>
-      <w:r>
-        <w:rPr>
-          <w:rFonts w:ascii="Arial Narrow" w:hAnsi="Arial Narrow"/>
-          <w:color w:val="auto"/>
-        </w:rPr>
-        <w:t xml:space="preserve">, </w:t>
-      </w:r>
-      <w:r>
-        <w:rPr>
-          <w:rFonts w:ascii="Arial Narrow" w:hAnsi="Arial Narrow"/>
-        </w:rPr>
-        <w:t>cuya confidencialidad será evaluada.</w:t>
+        <w:t xml:space="preserve">El 15 de abril de 2025, J.B. [APELLIDO] presentó un escrito, a través del cual adjuntó las declaraciones mensuales (PDT-IGV Renta mensual) del Impuesto General a las Ventas (IGV) e Impuesto a la Renta (IR) completas del ejercicio correspondiente al año 2024, cuya confidencialidad será evaluada.</w:t>
+      </w:r>
+      <w:r>
+        <w:rPr>
+          <w:rFonts w:ascii="Arial Narrow" w:hAnsi="Arial Narrow"/>
+          <w:color w:val="auto"/>
+        </w:rPr>
+        <w:t xml:space="preserve"/>
+      </w:r>
+      <w:r>
+        <w:rPr>
+          <w:rFonts w:ascii="Arial Narrow" w:hAnsi="Arial Narrow"/>
+          <w:color w:val="auto"/>
+        </w:rPr>
+        <w:t/>
+      </w:r>
+      <w:r>
+        <w:rPr>
+          <w:rFonts w:ascii="Arial Narrow" w:hAnsi="Arial Narrow"/>
+          <w:color w:val="auto"/>
+        </w:rPr>
+        <w:t xml:space="preserve"/>
+      </w:r>
+      <w:r>
+        <w:rPr>
+          <w:rFonts w:ascii="Arial Narrow" w:hAnsi="Arial Narrow"/>
+        </w:rPr>
+        <w:t xml:space="preserve"/>
+      </w:r>
+      <w:r>
+        <w:rPr>
+          <w:rFonts w:ascii="Arial Narrow" w:hAnsi="Arial Narrow"/>
+          <w:color w:val="auto"/>
+        </w:rPr>
+        <w:t xml:space="preserve"/>
+      </w:r>
+      <w:r>
+        <w:rPr>
+          <w:rFonts w:ascii="Arial Narrow" w:hAnsi="Arial Narrow"/>
+          <w:color w:val="auto"/>
+        </w:rPr>
+        <w:t xml:space="preserve"/>
+      </w:r>
+      <w:r>
+        <w:rPr>
+          <w:rFonts w:ascii="Arial Narrow" w:hAnsi="Arial Narrow"/>
+          <w:color w:val="auto"/>
+        </w:rPr>
+        <w:t/>
+      </w:r>
+      <w:r>
+        <w:rPr>
+          <w:rFonts w:ascii="Arial Narrow" w:hAnsi="Arial Narrow"/>
+          <w:color w:val="auto"/>
+        </w:rPr>
+        <w:t xml:space="preserve"/>
+      </w:r>
+      <w:r>
+        <w:rPr>
+          <w:rFonts w:ascii="Arial Narrow" w:hAnsi="Arial Narrow"/>
+        </w:rPr>
+        <w:t/>
       </w:r>
     </w:p>
     <w:p>
@@ -1768,141 +1768,141 @@
         <w:rPr>
           <w:rFonts w:ascii="Arial Narrow" w:hAnsi="Arial Narrow"/>
         </w:rPr>
-        <w:t>E</w:t>
-      </w:r>
-      <w:r>
-        <w:rPr>
-          <w:rFonts w:ascii="Arial Narrow" w:hAnsi="Arial Narrow"/>
-        </w:rPr>
-        <w:t xml:space="preserve">l 19 de julio de 2023, </w:t>
-      </w:r>
-      <w:r>
-        <w:rPr>
-          <w:rFonts w:ascii="Arial Narrow" w:hAnsi="Arial Narrow"/>
-        </w:rPr>
-        <w:t xml:space="preserve">el Pleno de la Comisión de Protección al Consumidor 1 (en adelante, Comisión) </w:t>
-      </w:r>
-      <w:r>
-        <w:rPr>
-          <w:rFonts w:ascii="Arial Narrow" w:hAnsi="Arial Narrow"/>
-        </w:rPr>
-        <w:t>acordó delegar</w:t>
-      </w:r>
-      <w:r>
-        <w:rPr>
-          <w:rFonts w:ascii="Arial Narrow" w:hAnsi="Arial Narrow"/>
-        </w:rPr>
-        <w:t xml:space="preserve"> a la Secretaría Técnica </w:t>
-      </w:r>
-      <w:r>
-        <w:rPr>
-          <w:rFonts w:ascii="Arial Narrow" w:hAnsi="Arial Narrow"/>
-        </w:rPr>
-        <w:t xml:space="preserve">de la Comisión </w:t>
-      </w:r>
-      <w:r>
-        <w:rPr>
-          <w:rFonts w:ascii="Arial Narrow" w:hAnsi="Arial Narrow"/>
-        </w:rPr>
-        <w:t>de Protección al Consumidor 1 (en adelante, la Secretaría Técnica</w:t>
-      </w:r>
-      <w:r>
-        <w:rPr>
-          <w:rFonts w:ascii="Arial Narrow" w:hAnsi="Arial Narrow"/>
-        </w:rPr>
-        <w:t xml:space="preserve">) </w:t>
-      </w:r>
-      <w:r>
-        <w:rPr>
-          <w:rFonts w:ascii="Arial Narrow" w:hAnsi="Arial Narrow"/>
-        </w:rPr>
-        <w:t>la facultad</w:t>
-      </w:r>
-      <w:r>
-        <w:rPr>
-          <w:rFonts w:ascii="Arial Narrow" w:hAnsi="Arial Narrow"/>
-        </w:rPr>
-        <w:t xml:space="preserve"> de</w:t>
-      </w:r>
-      <w:r>
-        <w:rPr>
-          <w:rFonts w:ascii="Arial Narrow" w:hAnsi="Arial Narrow"/>
-        </w:rPr>
-        <w:t xml:space="preserve"> </w:t>
-      </w:r>
-      <w:r>
-        <w:rPr>
-          <w:rFonts w:ascii="Arial Narrow" w:hAnsi="Arial Narrow"/>
-        </w:rPr>
-        <w:t xml:space="preserve">calificar y declarar la confidencialidad de la información solicitada </w:t>
-      </w:r>
-      <w:r>
-        <w:rPr>
-          <w:rFonts w:ascii="Arial Narrow" w:hAnsi="Arial Narrow"/>
-        </w:rPr>
-        <w:t>a</w:t>
-      </w:r>
-      <w:r>
-        <w:rPr>
-          <w:rFonts w:ascii="Arial Narrow" w:hAnsi="Arial Narrow"/>
-        </w:rPr>
-        <w:t xml:space="preserve"> pedido de parte o de oficio</w:t>
+        <w:t xml:space="preserve">El 19 de julio de 2023, el Pleno de la Comisión de Protección al Consumidor 1 (en adelante, Comisión) acordó delegar a la Secretaría Técnica de la Comisión de Protección al Consumidor 1 (en adelante, la Secretaría Técnica) la facultad de calificar y declarar la confidencialidad de la información solicitada a pedido de parte o de oficio, en el marco de la tramitación de los procedimientos de protección al consumidor, en primera y segunda instancia administrativa. En ese sentido, corresponde emitir un pronunciamiento respecto a la confidencialidad de la documentación presentada por J.B. [APELLIDO]. </w:t>
+      </w:r>
+      <w:r>
+        <w:rPr>
+          <w:rFonts w:ascii="Arial Narrow" w:hAnsi="Arial Narrow"/>
+        </w:rPr>
+        <w:t xml:space="preserve"/>
+      </w:r>
+      <w:r>
+        <w:rPr>
+          <w:rFonts w:ascii="Arial Narrow" w:hAnsi="Arial Narrow"/>
+        </w:rPr>
+        <w:t xml:space="preserve"/>
+      </w:r>
+      <w:r>
+        <w:rPr>
+          <w:rFonts w:ascii="Arial Narrow" w:hAnsi="Arial Narrow"/>
+        </w:rPr>
+        <w:t/>
+      </w:r>
+      <w:r>
+        <w:rPr>
+          <w:rFonts w:ascii="Arial Narrow" w:hAnsi="Arial Narrow"/>
+        </w:rPr>
+        <w:t xml:space="preserve"/>
+      </w:r>
+      <w:r>
+        <w:rPr>
+          <w:rFonts w:ascii="Arial Narrow" w:hAnsi="Arial Narrow"/>
+        </w:rPr>
+        <w:t xml:space="preserve"/>
+      </w:r>
+      <w:r>
+        <w:rPr>
+          <w:rFonts w:ascii="Arial Narrow" w:hAnsi="Arial Narrow"/>
+        </w:rPr>
+        <w:t/>
+      </w:r>
+      <w:r>
+        <w:rPr>
+          <w:rFonts w:ascii="Arial Narrow" w:hAnsi="Arial Narrow"/>
+        </w:rPr>
+        <w:t xml:space="preserve"/>
+      </w:r>
+      <w:r>
+        <w:rPr>
+          <w:rFonts w:ascii="Arial Narrow" w:hAnsi="Arial Narrow"/>
+        </w:rPr>
+        <w:t/>
+      </w:r>
+      <w:r>
+        <w:rPr>
+          <w:rFonts w:ascii="Arial Narrow" w:hAnsi="Arial Narrow"/>
+        </w:rPr>
+        <w:t xml:space="preserve"/>
+      </w:r>
+      <w:r>
+        <w:rPr>
+          <w:rFonts w:ascii="Arial Narrow" w:hAnsi="Arial Narrow"/>
+        </w:rPr>
+        <w:t xml:space="preserve"/>
+      </w:r>
+      <w:r>
+        <w:rPr>
+          <w:rFonts w:ascii="Arial Narrow" w:hAnsi="Arial Narrow"/>
+        </w:rPr>
+        <w:t xml:space="preserve"/>
+      </w:r>
+      <w:r>
+        <w:rPr>
+          <w:rFonts w:ascii="Arial Narrow" w:hAnsi="Arial Narrow"/>
+        </w:rPr>
+        <w:t/>
+      </w:r>
+      <w:r>
+        <w:rPr>
+          <w:rFonts w:ascii="Arial Narrow" w:hAnsi="Arial Narrow"/>
+        </w:rPr>
+        <w:t xml:space="preserve"/>
       </w:r>
       <w:r>
         <w:rPr>
           <w:rFonts w:ascii="Arial Narrow" w:hAnsi="Arial Narrow"/>
           <w:lang w:val="es-ES" w:eastAsia="es-ES"/>
         </w:rPr>
-        <w:t>, en el marco de la tramitación de los procedimientos de protección al consumidor, en primera y segunda instancia</w:t>
+        <w:t/>
       </w:r>
       <w:r>
         <w:rPr>
           <w:rFonts w:ascii="Arial Narrow" w:hAnsi="Arial Narrow"/>
           <w:lang w:val="es-ES" w:eastAsia="es-ES"/>
         </w:rPr>
-        <w:t xml:space="preserve"> administrativa</w:t>
+        <w:t xml:space="preserve"/>
       </w:r>
       <w:r>
         <w:rPr>
           <w:rFonts w:ascii="Arial Narrow" w:hAnsi="Arial Narrow"/>
           <w:lang w:val="es-ES" w:eastAsia="es-ES"/>
         </w:rPr>
-        <w:t xml:space="preserve">. En ese sentido, </w:t>
+        <w:t xml:space="preserve"/>
       </w:r>
       <w:r>
         <w:rPr>
           <w:rFonts w:ascii="Arial Narrow" w:hAnsi="Arial Narrow"/>
           <w:lang w:val="es-ES" w:eastAsia="es-ES"/>
         </w:rPr>
-        <w:t xml:space="preserve">corresponde emitir un pronunciamiento </w:t>
+        <w:t xml:space="preserve"/>
       </w:r>
       <w:r>
         <w:rPr>
           <w:rFonts w:ascii="Arial Narrow" w:hAnsi="Arial Narrow"/>
           <w:lang w:val="es-ES" w:eastAsia="es-ES"/>
         </w:rPr>
-        <w:t>respecto a la confidencialidad de la documentación presentada por</w:t>
+        <w:t/>
       </w:r>
       <w:r>
         <w:rPr>
           <w:rFonts w:ascii="Arial Narrow" w:hAnsi="Arial Narrow"/>
           <w:lang w:val="es-ES" w:eastAsia="es-ES"/>
         </w:rPr>
-        <w:t xml:space="preserve"> </w:t>
-      </w:r>
-      <w:r>
-        <w:rPr>
-          <w:rFonts w:ascii="Arial Narrow" w:hAnsi="Arial Narrow"/>
-          <w:color w:val="auto"/>
-        </w:rPr>
-        <w:t>J.B. Comercio</w:t>
-      </w:r>
-      <w:r>
-        <w:rPr>
-          <w:rFonts w:ascii="Arial Narrow" w:hAnsi="Arial Narrow"/>
-          <w:color w:val="auto"/>
-        </w:rPr>
-        <w:t xml:space="preserve">. </w:t>
+        <w:t xml:space="preserve"/>
+      </w:r>
+      <w:r>
+        <w:rPr>
+          <w:rFonts w:ascii="Arial Narrow" w:hAnsi="Arial Narrow"/>
+          <w:color w:val="auto"/>
+        </w:rPr>
+        <w:t/>
+      </w:r>
+      <w:r>
+        <w:rPr>
+          <w:rFonts w:ascii="Arial Narrow" w:hAnsi="Arial Narrow"/>
+          <w:color w:val="auto"/>
+        </w:rPr>
+        <w:t xml:space="preserve"/>
       </w:r>
     </w:p>
     <w:p>
@@ -2456,118 +2456,118 @@
         <w:rPr>
           <w:rFonts w:ascii="Arial Narrow" w:hAnsi="Arial Narrow"/>
         </w:rPr>
-        <w:t>P</w:t>
-      </w:r>
-      <w:r>
-        <w:rPr>
-          <w:rFonts w:ascii="Arial Narrow" w:hAnsi="Arial Narrow"/>
-        </w:rPr>
-        <w:t xml:space="preserve">or escrito </w:t>
-      </w:r>
-      <w:r>
-        <w:rPr>
-          <w:rFonts w:ascii="Arial Narrow" w:hAnsi="Arial Narrow"/>
-        </w:rPr>
-        <w:t xml:space="preserve">del </w:t>
-      </w:r>
-      <w:r>
-        <w:rPr>
-          <w:rFonts w:ascii="Arial Narrow" w:hAnsi="Arial Narrow"/>
-          <w:color w:val="auto"/>
-        </w:rPr>
-        <w:t>15</w:t>
-      </w:r>
-      <w:r>
-        <w:rPr>
-          <w:rFonts w:ascii="Arial Narrow" w:hAnsi="Arial Narrow"/>
-          <w:color w:val="auto"/>
-        </w:rPr>
-        <w:t xml:space="preserve"> de abril de 2025</w:t>
-      </w:r>
-      <w:r>
-        <w:rPr>
-          <w:rFonts w:ascii="Arial Narrow" w:hAnsi="Arial Narrow"/>
-        </w:rPr>
-        <w:t>,</w:t>
-      </w:r>
-      <w:r>
-        <w:rPr>
-          <w:rFonts w:ascii="Arial Narrow" w:hAnsi="Arial Narrow"/>
-        </w:rPr>
-        <w:t xml:space="preserve"> </w:t>
-      </w:r>
-      <w:r>
-        <w:rPr>
-          <w:rFonts w:ascii="Arial Narrow" w:hAnsi="Arial Narrow"/>
-          <w:color w:val="auto"/>
-        </w:rPr>
-        <w:t xml:space="preserve">J.B. Comercio </w:t>
-      </w:r>
-      <w:r>
-        <w:rPr>
-          <w:rFonts w:ascii="Arial Narrow" w:hAnsi="Arial Narrow"/>
-        </w:rPr>
-        <w:t>presentó</w:t>
-      </w:r>
-      <w:r>
-        <w:rPr>
-          <w:rFonts w:ascii="Arial Narrow" w:hAnsi="Arial Narrow"/>
-        </w:rPr>
-        <w:t xml:space="preserve"> las declaraciones mensuales (PDT-IGV Renta mensual) del Impuesto General a las Ventas (IGV) e Impuesto a la Renta (IR) completas del ejercicio correspondiente al año </w:t>
-      </w:r>
-      <w:r>
-        <w:rPr>
-          <w:rFonts w:ascii="Arial Narrow" w:hAnsi="Arial Narrow"/>
-        </w:rPr>
-        <w:t>2024</w:t>
-      </w:r>
-      <w:r>
-        <w:rPr>
-          <w:rFonts w:ascii="Arial Narrow" w:hAnsi="Arial Narrow"/>
-        </w:rPr>
-        <w:t>, el cual contiene información correspondiente</w:t>
-      </w:r>
-      <w:r>
-        <w:rPr>
-          <w:rFonts w:ascii="Arial Narrow" w:hAnsi="Arial Narrow"/>
-        </w:rPr>
-        <w:t xml:space="preserve"> a</w:t>
-      </w:r>
-      <w:r>
-        <w:rPr>
-          <w:rFonts w:ascii="Arial Narrow" w:hAnsi="Arial Narrow"/>
-        </w:rPr>
-        <w:t xml:space="preserve"> PDT-IGV Renta mensual, IGV, e IR</w:t>
-      </w:r>
-      <w:r>
-        <w:rPr>
-          <w:rFonts w:ascii="Arial Narrow" w:hAnsi="Arial Narrow"/>
-        </w:rPr>
-        <w:t>;</w:t>
-      </w:r>
-      <w:r>
-        <w:rPr>
-          <w:rFonts w:ascii="Arial Narrow" w:hAnsi="Arial Narrow"/>
-        </w:rPr>
-        <w:t xml:space="preserve"> por lo que corresponde</w:t>
-      </w:r>
-      <w:r>
-        <w:rPr>
-          <w:rFonts w:ascii="Arial Narrow" w:hAnsi="Arial Narrow"/>
-        </w:rPr>
-        <w:t xml:space="preserve"> que la Secretaría Técnica -por delegación de facultades</w:t>
-      </w:r>
-      <w:r>
-        <w:rPr>
-          <w:rFonts w:ascii="Arial Narrow" w:hAnsi="Arial Narrow"/>
-        </w:rPr>
-        <w:t>- evalúe</w:t>
-      </w:r>
-      <w:r>
-        <w:rPr>
-          <w:rFonts w:ascii="Arial Narrow" w:hAnsi="Arial Narrow"/>
-        </w:rPr>
-        <w:t xml:space="preserve"> su confidencialidad.</w:t>
+        <w:t xml:space="preserve">Por escrito del 15 de abril de 2025, J.B. [APELLIDO] presentó las declaraciones mensuales (PDT-IGV Renta mensual) del Impuesto General a las Ventas (IGV) e Impuesto a la Renta (IR) completas del ejercicio correspondiente al año 2024, el cual contiene información correspondiente a PDT-IGV Renta mensual, IGV, e IR; por lo que corresponde que la Secretaría Técnica -por delegación de facultades- evalúe su confidencialidad.</w:t>
+      </w:r>
+      <w:r>
+        <w:rPr>
+          <w:rFonts w:ascii="Arial Narrow" w:hAnsi="Arial Narrow"/>
+        </w:rPr>
+        <w:t xml:space="preserve"/>
+      </w:r>
+      <w:r>
+        <w:rPr>
+          <w:rFonts w:ascii="Arial Narrow" w:hAnsi="Arial Narrow"/>
+        </w:rPr>
+        <w:t xml:space="preserve"/>
+      </w:r>
+      <w:r>
+        <w:rPr>
+          <w:rFonts w:ascii="Arial Narrow" w:hAnsi="Arial Narrow"/>
+          <w:color w:val="auto"/>
+        </w:rPr>
+        <w:t/>
+      </w:r>
+      <w:r>
+        <w:rPr>
+          <w:rFonts w:ascii="Arial Narrow" w:hAnsi="Arial Narrow"/>
+          <w:color w:val="auto"/>
+        </w:rPr>
+        <w:t xml:space="preserve"/>
+      </w:r>
+      <w:r>
+        <w:rPr>
+          <w:rFonts w:ascii="Arial Narrow" w:hAnsi="Arial Narrow"/>
+        </w:rPr>
+        <w:t/>
+      </w:r>
+      <w:r>
+        <w:rPr>
+          <w:rFonts w:ascii="Arial Narrow" w:hAnsi="Arial Narrow"/>
+        </w:rPr>
+        <w:t xml:space="preserve"/>
+      </w:r>
+      <w:r>
+        <w:rPr>
+          <w:rFonts w:ascii="Arial Narrow" w:hAnsi="Arial Narrow"/>
+          <w:color w:val="auto"/>
+        </w:rPr>
+        <w:t xml:space="preserve"/>
+      </w:r>
+      <w:r>
+        <w:rPr>
+          <w:rFonts w:ascii="Arial Narrow" w:hAnsi="Arial Narrow"/>
+        </w:rPr>
+        <w:t/>
+      </w:r>
+      <w:r>
+        <w:rPr>
+          <w:rFonts w:ascii="Arial Narrow" w:hAnsi="Arial Narrow"/>
+        </w:rPr>
+        <w:t xml:space="preserve"/>
+      </w:r>
+      <w:r>
+        <w:rPr>
+          <w:rFonts w:ascii="Arial Narrow" w:hAnsi="Arial Narrow"/>
+        </w:rPr>
+        <w:t/>
+      </w:r>
+      <w:r>
+        <w:rPr>
+          <w:rFonts w:ascii="Arial Narrow" w:hAnsi="Arial Narrow"/>
+        </w:rPr>
+        <w:t/>
+      </w:r>
+      <w:r>
+        <w:rPr>
+          <w:rFonts w:ascii="Arial Narrow" w:hAnsi="Arial Narrow"/>
+        </w:rPr>
+        <w:t xml:space="preserve"/>
+      </w:r>
+      <w:r>
+        <w:rPr>
+          <w:rFonts w:ascii="Arial Narrow" w:hAnsi="Arial Narrow"/>
+        </w:rPr>
+        <w:t xml:space="preserve"/>
+      </w:r>
+      <w:r>
+        <w:rPr>
+          <w:rFonts w:ascii="Arial Narrow" w:hAnsi="Arial Narrow"/>
+        </w:rPr>
+        <w:t/>
+      </w:r>
+      <w:r>
+        <w:rPr>
+          <w:rFonts w:ascii="Arial Narrow" w:hAnsi="Arial Narrow"/>
+        </w:rPr>
+        <w:t xml:space="preserve"/>
+      </w:r>
+      <w:r>
+        <w:rPr>
+          <w:rFonts w:ascii="Arial Narrow" w:hAnsi="Arial Narrow"/>
+        </w:rPr>
+        <w:t xml:space="preserve"/>
+      </w:r>
+      <w:r>
+        <w:rPr>
+          <w:rFonts w:ascii="Arial Narrow" w:hAnsi="Arial Narrow"/>
+        </w:rPr>
+        <w:t/>
+      </w:r>
+      <w:r>
+        <w:rPr>
+          <w:rFonts w:ascii="Arial Narrow" w:hAnsi="Arial Narrow"/>
+        </w:rPr>
+        <w:t xml:space="preserve"/>
       </w:r>
     </w:p>
     <w:p>
@@ -2686,84 +2686,84 @@
           <w:rStyle w:val="normaltextrun"/>
           <w:rFonts w:ascii="Arial Narrow" w:hAnsi="Arial Narrow"/>
         </w:rPr>
-        <w:t xml:space="preserve">En el presente caso, </w:t>
-      </w:r>
-      <w:r>
-        <w:rPr>
-          <w:rFonts w:ascii="Arial Narrow" w:hAnsi="Arial Narrow"/>
-          <w:color w:val="auto"/>
-        </w:rPr>
-        <w:t xml:space="preserve">J.B. Comercio </w:t>
+        <w:t xml:space="preserve">En el presente caso, J.B. [APELLIDO] adjuntó a su escrito del 15 de abril de 2025, la copia de la constancia de presentación del PDT correspondiente a la Declaración Jurada de Pago Mensual del Impuesto a la Renta de Tercera Categoría; así como, el PDT-IGV-Renta Mensual del ejercicio 2024.</w:t>
+      </w:r>
+      <w:r>
+        <w:rPr>
+          <w:rFonts w:ascii="Arial Narrow" w:hAnsi="Arial Narrow"/>
+          <w:color w:val="auto"/>
+        </w:rPr>
+        <w:t xml:space="preserve"/>
       </w:r>
       <w:r>
         <w:rPr>
           <w:rStyle w:val="normaltextrun"/>
           <w:rFonts w:ascii="Arial Narrow" w:hAnsi="Arial Narrow"/>
         </w:rPr>
-        <w:t>adjuntó a s</w:t>
+        <w:t/>
       </w:r>
       <w:r>
         <w:rPr>
           <w:rStyle w:val="normaltextrun"/>
           <w:rFonts w:ascii="Arial Narrow" w:hAnsi="Arial Narrow"/>
         </w:rPr>
-        <w:t>u</w:t>
+        <w:t/>
       </w:r>
       <w:r>
         <w:rPr>
           <w:rStyle w:val="normaltextrun"/>
           <w:rFonts w:ascii="Arial Narrow" w:hAnsi="Arial Narrow"/>
         </w:rPr>
-        <w:t xml:space="preserve"> escrito</w:t>
+        <w:t xml:space="preserve"/>
       </w:r>
       <w:r>
         <w:rPr>
           <w:rStyle w:val="normaltextrun"/>
           <w:rFonts w:ascii="Arial Narrow" w:hAnsi="Arial Narrow"/>
         </w:rPr>
-        <w:t xml:space="preserve"> </w:t>
+        <w:t xml:space="preserve"/>
       </w:r>
       <w:r>
         <w:rPr>
           <w:rStyle w:val="normaltextrun"/>
           <w:rFonts w:ascii="Arial Narrow" w:hAnsi="Arial Narrow"/>
         </w:rPr>
-        <w:t xml:space="preserve">del </w:t>
-      </w:r>
-      <w:r>
-        <w:rPr>
-          <w:rFonts w:ascii="Arial Narrow" w:hAnsi="Arial Narrow"/>
-          <w:color w:val="auto"/>
-        </w:rPr>
-        <w:t>15</w:t>
-      </w:r>
-      <w:r>
-        <w:rPr>
-          <w:rFonts w:ascii="Arial Narrow" w:hAnsi="Arial Narrow"/>
-          <w:color w:val="auto"/>
-        </w:rPr>
-        <w:t xml:space="preserve"> de abril de 2025</w:t>
+        <w:t xml:space="preserve"/>
+      </w:r>
+      <w:r>
+        <w:rPr>
+          <w:rFonts w:ascii="Arial Narrow" w:hAnsi="Arial Narrow"/>
+          <w:color w:val="auto"/>
+        </w:rPr>
+        <w:t/>
+      </w:r>
+      <w:r>
+        <w:rPr>
+          <w:rFonts w:ascii="Arial Narrow" w:hAnsi="Arial Narrow"/>
+          <w:color w:val="auto"/>
+        </w:rPr>
+        <w:t xml:space="preserve"/>
       </w:r>
       <w:r>
         <w:rPr>
           <w:rStyle w:val="normaltextrun"/>
           <w:rFonts w:ascii="Arial Narrow" w:hAnsi="Arial Narrow"/>
         </w:rPr>
-        <w:t xml:space="preserve">, la copia de la constancia de presentación del PDT correspondiente a la Declaración Jurada de Pago Mensual del Impuesto a la Renta de Tercera Categoría; así como, el PDT-IGV-Renta Mensual del ejercicio </w:t>
+        <w:t xml:space="preserve"/>
       </w:r>
       <w:r>
         <w:rPr>
           <w:rStyle w:val="normaltextrun"/>
           <w:rFonts w:ascii="Arial Narrow" w:hAnsi="Arial Narrow"/>
         </w:rPr>
-        <w:t>2024</w:t>
+        <w:t/>
       </w:r>
       <w:r>
         <w:rPr>
           <w:rStyle w:val="normaltextrun"/>
           <w:rFonts w:ascii="Arial Narrow" w:hAnsi="Arial Narrow"/>
         </w:rPr>
-        <w:t>.</w:t>
+        <w:t/>
       </w:r>
     </w:p>
     <w:p>
@@ -2830,21 +2830,21 @@
           <w:rFonts w:ascii="Arial Narrow" w:hAnsi="Arial Narrow"/>
           <w:color w:val="auto"/>
         </w:rPr>
-        <w:t>En consecuencia, conforme a lo dispuesto en el artículo 85 del Código Tributario, la Secretaría Técnica considera que corresponde declarar la confidencialidad de la información contenida en las copias de las declaraciones juradas mensuales (PDT-IGV Renta mensual) del Impuesto General a las Ventas (IGV) e Impuesto a la Renta (IR)</w:t>
-      </w:r>
-      <w:r>
-        <w:rPr>
-          <w:rFonts w:ascii="Arial Narrow" w:hAnsi="Arial Narrow"/>
-          <w:color w:val="auto"/>
-        </w:rPr>
-        <w:t xml:space="preserve"> </w:t>
-      </w:r>
-      <w:r>
-        <w:rPr>
-          <w:rFonts w:ascii="Arial Narrow" w:hAnsi="Arial Narrow"/>
-          <w:color w:val="auto"/>
-        </w:rPr>
-        <w:t xml:space="preserve">correspondiente al periodo </w:t>
+        <w:t xml:space="preserve">En consecuencia, conforme a lo dispuesto en el artículo 85 del Código Tributario, la Secretaría Técnica considera que corresponde declarar la confidencialidad de la información contenida en las copias de las declaraciones juradas mensuales (PDT-IGV Renta mensual) del Impuesto General a las Ventas (IGV) e Impuesto a la Renta (IR) correspondiente al periodo 2024 de J.B. [APELLIDO] que obra en la pieza 4 del expediente, precisándose que la confidencialidad declarada deberá mantenerse de forma permanente.</w:t>
+      </w:r>
+      <w:r>
+        <w:rPr>
+          <w:rFonts w:ascii="Arial Narrow" w:hAnsi="Arial Narrow"/>
+          <w:color w:val="auto"/>
+        </w:rPr>
+        <w:t xml:space="preserve"/>
+      </w:r>
+      <w:r>
+        <w:rPr>
+          <w:rFonts w:ascii="Arial Narrow" w:hAnsi="Arial Narrow"/>
+          <w:color w:val="auto"/>
+        </w:rPr>
+        <w:t xml:space="preserve"/>
       </w:r>
       <w:r>
         <w:rPr>
@@ -2852,35 +2852,35 @@
           <w:color w:val="auto"/>
           <w:u w:val="single"/>
         </w:rPr>
-        <w:t>2024</w:t>
-      </w:r>
-      <w:r>
-        <w:rPr>
-          <w:rFonts w:ascii="Arial Narrow" w:hAnsi="Arial Narrow"/>
-          <w:color w:val="auto"/>
-        </w:rPr>
-        <w:t xml:space="preserve"> de </w:t>
-      </w:r>
-      <w:r>
-        <w:rPr>
-          <w:rFonts w:ascii="Arial Narrow" w:hAnsi="Arial Narrow"/>
-          <w:color w:val="auto"/>
-        </w:rPr>
-        <w:t xml:space="preserve">J.B. Comercio </w:t>
+        <w:t/>
+      </w:r>
+      <w:r>
+        <w:rPr>
+          <w:rFonts w:ascii="Arial Narrow" w:hAnsi="Arial Narrow"/>
+          <w:color w:val="auto"/>
+        </w:rPr>
+        <w:t xml:space="preserve"/>
+      </w:r>
+      <w:r>
+        <w:rPr>
+          <w:rFonts w:ascii="Arial Narrow" w:hAnsi="Arial Narrow"/>
+          <w:color w:val="auto"/>
+        </w:rPr>
+        <w:t xml:space="preserve"/>
       </w:r>
       <w:r>
         <w:rPr>
           <w:rFonts w:ascii="Arial Narrow" w:eastAsia="Times New Roman" w:hAnsi="Arial Narrow"/>
           <w:color w:val="000000" w:themeColor="text1"/>
         </w:rPr>
-        <w:t xml:space="preserve">que </w:t>
-      </w:r>
-      <w:r>
-        <w:rPr>
-          <w:rFonts w:ascii="Arial Narrow" w:hAnsi="Arial Narrow"/>
-          <w:color w:val="auto"/>
-        </w:rPr>
-        <w:t xml:space="preserve">obra </w:t>
+        <w:t xml:space="preserve"/>
+      </w:r>
+      <w:r>
+        <w:rPr>
+          <w:rFonts w:ascii="Arial Narrow" w:hAnsi="Arial Narrow"/>
+          <w:color w:val="auto"/>
+        </w:rPr>
+        <w:t xml:space="preserve"/>
       </w:r>
       <w:r>
         <w:rPr>
@@ -2889,28 +2889,28 @@
           <w:bCs/>
           <w:color w:val="auto"/>
         </w:rPr>
-        <w:t>en la pieza 4</w:t>
-      </w:r>
-      <w:r>
-        <w:rPr>
-          <w:rFonts w:ascii="Arial Narrow" w:hAnsi="Arial Narrow"/>
-          <w:color w:val="auto"/>
-        </w:rPr>
-        <w:t xml:space="preserve"> del expediente</w:t>
+        <w:t/>
+      </w:r>
+      <w:r>
+        <w:rPr>
+          <w:rFonts w:ascii="Arial Narrow" w:hAnsi="Arial Narrow"/>
+          <w:color w:val="auto"/>
+        </w:rPr>
+        <w:t xml:space="preserve"/>
       </w:r>
       <w:r>
         <w:rPr>
           <w:rFonts w:ascii="Arial Narrow" w:eastAsia="Times New Roman" w:hAnsi="Arial Narrow"/>
           <w:color w:val="000000" w:themeColor="text1"/>
         </w:rPr>
-        <w:t xml:space="preserve">, </w:t>
-      </w:r>
-      <w:r>
-        <w:rPr>
-          <w:rFonts w:ascii="Arial Narrow" w:hAnsi="Arial Narrow"/>
-          <w:color w:val="auto"/>
-        </w:rPr>
-        <w:t>precisándose que la confidencialidad declarada deberá mantenerse de forma permanente.</w:t>
+        <w:t xml:space="preserve"/>
+      </w:r>
+      <w:r>
+        <w:rPr>
+          <w:rFonts w:ascii="Arial Narrow" w:hAnsi="Arial Narrow"/>
+          <w:color w:val="auto"/>
+        </w:rPr>
+        <w:t/>
       </w:r>
     </w:p>
     <w:p>
@@ -3038,35 +3038,35 @@
           <w:bCs/>
           <w:color w:val="auto"/>
         </w:rPr>
-        <w:t xml:space="preserve">PRIMERO: </w:t>
-      </w:r>
-      <w:r>
-        <w:rPr>
-          <w:rFonts w:ascii="Arial Narrow" w:hAnsi="Arial Narrow"/>
-          <w:color w:val="auto"/>
-        </w:rPr>
-        <w:t>calificar</w:t>
-      </w:r>
-      <w:r>
-        <w:rPr>
-          <w:rFonts w:ascii="Arial Narrow" w:hAnsi="Arial Narrow"/>
-          <w:color w:val="auto"/>
-        </w:rPr>
-        <w:t>, de oficio,</w:t>
-      </w:r>
-      <w:r>
-        <w:rPr>
-          <w:rFonts w:ascii="Arial Narrow" w:hAnsi="Arial Narrow"/>
-          <w:color w:val="auto"/>
-        </w:rPr>
-        <w:t xml:space="preserve"> como confidencial la información presentada por</w:t>
-      </w:r>
-      <w:r>
-        <w:rPr>
-          <w:rFonts w:ascii="Arial Narrow" w:hAnsi="Arial Narrow"/>
-          <w:color w:val="auto"/>
-        </w:rPr>
-        <w:t xml:space="preserve"> </w:t>
+        <w:t xml:space="preserve">PRIMERO: calificar, de oficio, como confidencial la información presentada por [DENUNCIANTE] con su escrito del 15 de abril de 2025 la cual obra en la pieza 4 del expediente, referida a las declaraciones mensuales (PDT-IGV Renta mensual) del Impuesto General a las Ventas (IGV) e Impuesto a la Renta (IR) completas del ejercicio correspondiente al año 2024; precisándose que la confidencialidad declarada deberá mantenerse permanentemente.</w:t>
+      </w:r>
+      <w:r>
+        <w:rPr>
+          <w:rFonts w:ascii="Arial Narrow" w:hAnsi="Arial Narrow"/>
+          <w:color w:val="auto"/>
+        </w:rPr>
+        <w:t/>
+      </w:r>
+      <w:r>
+        <w:rPr>
+          <w:rFonts w:ascii="Arial Narrow" w:hAnsi="Arial Narrow"/>
+          <w:color w:val="auto"/>
+        </w:rPr>
+        <w:t/>
+      </w:r>
+      <w:r>
+        <w:rPr>
+          <w:rFonts w:ascii="Arial Narrow" w:hAnsi="Arial Narrow"/>
+          <w:color w:val="auto"/>
+        </w:rPr>
+        <w:t xml:space="preserve"/>
+      </w:r>
+      <w:r>
+        <w:rPr>
+          <w:rFonts w:ascii="Arial Narrow" w:hAnsi="Arial Narrow"/>
+          <w:color w:val="auto"/>
+        </w:rPr>
+        <w:t xml:space="preserve"/>
       </w:r>
       <w:r>
         <w:rPr>
@@ -3074,49 +3074,49 @@
           <w:bCs/>
           <w:color w:val="auto"/>
         </w:rPr>
-        <w:t xml:space="preserve">J.B. Comercio Nacional S.A.C. </w:t>
-      </w:r>
-      <w:r>
-        <w:rPr>
-          <w:rFonts w:ascii="Arial Narrow" w:hAnsi="Arial Narrow"/>
-          <w:color w:val="auto"/>
-        </w:rPr>
-        <w:t xml:space="preserve">con su escrito del </w:t>
-      </w:r>
-      <w:r>
-        <w:rPr>
-          <w:rFonts w:ascii="Arial Narrow" w:hAnsi="Arial Narrow"/>
-          <w:color w:val="auto"/>
-        </w:rPr>
-        <w:t>15</w:t>
-      </w:r>
-      <w:r>
-        <w:rPr>
-          <w:rFonts w:ascii="Arial Narrow" w:hAnsi="Arial Narrow"/>
-          <w:color w:val="auto"/>
-        </w:rPr>
-        <w:t xml:space="preserve"> de abril de 2025</w:t>
-      </w:r>
-      <w:r>
-        <w:rPr>
-          <w:rFonts w:ascii="Arial Narrow" w:hAnsi="Arial Narrow"/>
-          <w:color w:val="auto"/>
-        </w:rPr>
-        <w:t xml:space="preserve"> </w:t>
-      </w:r>
-      <w:r>
-        <w:rPr>
-          <w:rFonts w:ascii="Arial Narrow" w:hAnsi="Arial Narrow"/>
-          <w:color w:val="auto"/>
-        </w:rPr>
-        <w:t xml:space="preserve">la cual </w:t>
-      </w:r>
-      <w:r>
-        <w:rPr>
-          <w:rFonts w:ascii="Arial Narrow" w:hAnsi="Arial Narrow"/>
-          <w:color w:val="auto"/>
-        </w:rPr>
-        <w:t xml:space="preserve">obra </w:t>
+        <w:t xml:space="preserve"/>
+      </w:r>
+      <w:r>
+        <w:rPr>
+          <w:rFonts w:ascii="Arial Narrow" w:hAnsi="Arial Narrow"/>
+          <w:color w:val="auto"/>
+        </w:rPr>
+        <w:t xml:space="preserve"/>
+      </w:r>
+      <w:r>
+        <w:rPr>
+          <w:rFonts w:ascii="Arial Narrow" w:hAnsi="Arial Narrow"/>
+          <w:color w:val="auto"/>
+        </w:rPr>
+        <w:t/>
+      </w:r>
+      <w:r>
+        <w:rPr>
+          <w:rFonts w:ascii="Arial Narrow" w:hAnsi="Arial Narrow"/>
+          <w:color w:val="auto"/>
+        </w:rPr>
+        <w:t xml:space="preserve"/>
+      </w:r>
+      <w:r>
+        <w:rPr>
+          <w:rFonts w:ascii="Arial Narrow" w:hAnsi="Arial Narrow"/>
+          <w:color w:val="auto"/>
+        </w:rPr>
+        <w:t xml:space="preserve"/>
+      </w:r>
+      <w:r>
+        <w:rPr>
+          <w:rFonts w:ascii="Arial Narrow" w:hAnsi="Arial Narrow"/>
+          <w:color w:val="auto"/>
+        </w:rPr>
+        <w:t xml:space="preserve"/>
+      </w:r>
+      <w:r>
+        <w:rPr>
+          <w:rFonts w:ascii="Arial Narrow" w:hAnsi="Arial Narrow"/>
+          <w:color w:val="auto"/>
+        </w:rPr>
+        <w:t xml:space="preserve"/>
       </w:r>
       <w:r>
         <w:rPr>
@@ -3125,28 +3125,28 @@
           <w:bCs/>
           <w:color w:val="auto"/>
         </w:rPr>
-        <w:t>en la pieza 4</w:t>
-      </w:r>
-      <w:r>
-        <w:rPr>
-          <w:rFonts w:ascii="Arial Narrow" w:hAnsi="Arial Narrow"/>
-          <w:color w:val="auto"/>
-        </w:rPr>
-        <w:t xml:space="preserve"> del expediente</w:t>
-      </w:r>
-      <w:r>
-        <w:rPr>
-          <w:rFonts w:ascii="Arial Narrow" w:hAnsi="Arial Narrow"/>
-          <w:color w:val="auto"/>
-        </w:rPr>
-        <w:t>, referida a</w:t>
-      </w:r>
-      <w:r>
-        <w:rPr>
-          <w:rFonts w:ascii="Arial Narrow" w:hAnsi="Arial Narrow"/>
-          <w:color w:val="auto"/>
-        </w:rPr>
-        <w:t xml:space="preserve"> las declaraciones </w:t>
+        <w:t/>
+      </w:r>
+      <w:r>
+        <w:rPr>
+          <w:rFonts w:ascii="Arial Narrow" w:hAnsi="Arial Narrow"/>
+          <w:color w:val="auto"/>
+        </w:rPr>
+        <w:t xml:space="preserve"/>
+      </w:r>
+      <w:r>
+        <w:rPr>
+          <w:rFonts w:ascii="Arial Narrow" w:hAnsi="Arial Narrow"/>
+          <w:color w:val="auto"/>
+        </w:rPr>
+        <w:t/>
+      </w:r>
+      <w:r>
+        <w:rPr>
+          <w:rFonts w:ascii="Arial Narrow" w:hAnsi="Arial Narrow"/>
+          <w:color w:val="auto"/>
+        </w:rPr>
+        <w:t xml:space="preserve"/>
       </w:r>
       <w:r>
         <w:rPr>
@@ -3154,7 +3154,7 @@
           <w:color w:val="auto"/>
         </w:rPr>
         <w:lastRenderedPageBreak/>
-        <w:t xml:space="preserve">mensuales (PDT-IGV Renta mensual) del Impuesto General a las Ventas (IGV) e Impuesto a la Renta (IR) completas del ejercicio correspondiente al año </w:t>
+        <w:t xml:space="preserve"/>
       </w:r>
       <w:r>
         <w:rPr>
@@ -3162,21 +3162,21 @@
           <w:color w:val="auto"/>
           <w:u w:val="single"/>
         </w:rPr>
-        <w:t>2024</w:t>
-      </w:r>
-      <w:r>
-        <w:rPr>
-          <w:rFonts w:ascii="Arial Narrow" w:hAnsi="Arial Narrow"/>
-          <w:color w:val="auto"/>
-        </w:rPr>
-        <w:t>;</w:t>
-      </w:r>
-      <w:r>
-        <w:rPr>
-          <w:rFonts w:ascii="Arial Narrow" w:hAnsi="Arial Narrow"/>
-          <w:color w:val="auto"/>
-        </w:rPr>
-        <w:t xml:space="preserve"> precisándose que la confidencialidad declarada deberá mantenerse permanentemente.</w:t>
+        <w:t/>
+      </w:r>
+      <w:r>
+        <w:rPr>
+          <w:rFonts w:ascii="Arial Narrow" w:hAnsi="Arial Narrow"/>
+          <w:color w:val="auto"/>
+        </w:rPr>
+        <w:t/>
+      </w:r>
+      <w:r>
+        <w:rPr>
+          <w:rFonts w:ascii="Arial Narrow" w:hAnsi="Arial Narrow"/>
+          <w:color w:val="auto"/>
+        </w:rPr>
+        <w:t xml:space="preserve"/>
       </w:r>
     </w:p>
     <w:p>

--- a/plantillas_maestras/17_seguro_no_especificado/materia_general_asegurativa/1_ddo_aseguradora/varon/TPL_0705_2025_SEGURO_NO_ESPECIFICADO_MATERIA_GENERAL_ASEGURATIVA_ASEGURADORA_VARON.docx
+++ b/plantillas_maestras/17_seguro_no_especificado/materia_general_asegurativa/1_ddo_aseguradora/varon/TPL_0705_2025_SEGURO_NO_ESPECIFICADO_MATERIA_GENERAL_ASEGURATIVA_ASEGURADORA_VARON.docx
@@ -601,7 +601,7 @@
           <w:rFonts w:ascii="Arial Narrow" w:hAnsi="Arial Narrow"/>
           <w:color w:val="auto"/>
         </w:rPr>
-        <w:t xml:space="preserve">Mediante escrito del 19 de marzo de 2025, y posteriormente el escrito del 15 de abril de 2025, presentado por el señor [APELLIDO] Justo Bohórquez Vasquez, en representación J.B. [APELLIDO], denunció a Qualitas por presuntas infracciones a la Ley 29571, Código de Protección y Defensa del Consumidor (en adelante, Código), señalando lo siguiente: </w:t>
+        <w:t xml:space="preserve">Mediante escrito del 19 de marzo de 2025, y posteriormente el escrito del 15 de abril de 2025, presentado por el señor [APELLIDO] , en representación J.B. [APELLIDO], denunció a Qualitas por presuntas infracciones a la Ley 29571, Código de Protección y Defensa del Consumidor (en adelante, Código), señalando lo siguiente: </w:t>
       </w:r>
       <w:r>
         <w:rPr>
